--- a/docs/admin/hospital_app_development_guide.docx
+++ b/docs/admin/hospital_app_development_guide.docx
@@ -8043,7 +8043,7 @@
               <w:rPr>
                 <w:rFonts w:hint="eastAsia"/>
               </w:rPr>
-              <w:t xml:space="preserve">月額$100（約15,000円）</w:t>
+              <w:t xml:space="preserve">月額$20（約3,000円）〜$100（約15,000円）</w:t>
             </w:r>
           </w:p>
         </w:tc>
@@ -8229,25 +8229,25 @@
               <w:rPr>
                 <w:rFonts w:hint="eastAsia"/>
               </w:rPr>
-              <w:t xml:space="preserve">**Anthropicアカウント（Maxプラン）</w:t>
-            </w:r>
-          </w:p>
-        </w:tc>
-        <w:tc>
-          <w:tcPr/>
-          <w:p>
-            <w:pPr>
-              <w:pStyle w:val="Compact"/>
-              <w:jc w:val="left"/>
-            </w:pPr>
-            <w:r>
-              <w:t xml:space="preserve">** </w:t>
-            </w:r>
-            <w:r>
-              <w:rPr>
-                <w:rFonts w:hint="eastAsia"/>
-              </w:rPr>
-              <w:t xml:space="preserve">Anthropic社のサイトで登録します（有料：月額$100＝約15,000円、2026年4月時点）</w:t>
+              <w:t xml:space="preserve">**Anthropicアカウント（Pro以上）*</w:t>
+            </w:r>
+          </w:p>
+        </w:tc>
+        <w:tc>
+          <w:tcPr/>
+          <w:p>
+            <w:pPr>
+              <w:pStyle w:val="Compact"/>
+              <w:jc w:val="left"/>
+            </w:pPr>
+            <w:r>
+              <w:t xml:space="preserve">* </w:t>
+            </w:r>
+            <w:r>
+              <w:rPr>
+                <w:rFonts w:hint="eastAsia"/>
+              </w:rPr>
+              <w:t xml:space="preserve">Anthropic社のサイトで登録します（有料：Proプラン月額$20＝約3,000円から利用可能、2026年4月時点）</w:t>
             </w:r>
           </w:p>
         </w:tc>
@@ -8383,103 +8383,291 @@
           <w:b/>
           <w:bCs/>
         </w:rPr>
-        <w:t xml:space="preserve">「Max」プラン（月額$100）</w:t>
-      </w:r>
-      <w:r>
-        <w:t xml:space="preserve"> </w:t>
-      </w:r>
-      <w:r>
-        <w:rPr>
-          <w:rFonts w:hint="eastAsia"/>
-        </w:rPr>
-        <w:t xml:space="preserve">に加入します</w:t>
-      </w:r>
-    </w:p>
-    <w:p>
-      <w:pPr>
-        <w:pStyle w:val="FirstParagraph"/>
-      </w:pPr>
-      <w:r>
-        <w:t xml:space="preserve">&gt;</w:t>
-      </w:r>
-      <w:r>
-        <w:t xml:space="preserve"> </w:t>
-      </w:r>
-      <w:r>
-        <w:rPr>
-          <w:rFonts w:hint="eastAsia"/>
-          <w:b/>
-          <w:bCs/>
-        </w:rPr>
-        <w:t xml:space="preserve">注意：費用について</w:t>
-      </w:r>
-      <w:r>
-        <w:t xml:space="preserve"> </w:t>
-      </w:r>
-      <w:r>
-        <w:t xml:space="preserve">&gt; Claude </w:t>
-      </w:r>
-      <w:r>
-        <w:rPr>
-          <w:rFonts w:hint="eastAsia"/>
-        </w:rPr>
-        <w:t xml:space="preserve">Codeデスクトップアプリを利用するには</w:t>
-      </w:r>
-      <w:r>
-        <w:t xml:space="preserve"> </w:t>
-      </w:r>
-      <w:r>
-        <w:rPr>
-          <w:rFonts w:hint="eastAsia"/>
-          <w:b/>
-          <w:bCs/>
-        </w:rPr>
-        <w:t xml:space="preserve">Maxプラン（月額$100、約15,000円）</w:t>
-      </w:r>
-      <w:r>
-        <w:t xml:space="preserve"> </w:t>
-      </w:r>
-      <w:r>
-        <w:rPr>
-          <w:rFonts w:hint="eastAsia"/>
-        </w:rPr>
-        <w:t xml:space="preserve">への加入が必要です。Proプラン（月額$20）ではClaude</w:t>
-      </w:r>
-      <w:r>
-        <w:t xml:space="preserve"> </w:t>
-      </w:r>
-      <w:r>
-        <w:rPr>
-          <w:rFonts w:hint="eastAsia"/>
-        </w:rPr>
-        <w:t xml:space="preserve">Codeの機能は使えません。</w:t>
-      </w:r>
-      <w:r>
-        <w:t xml:space="preserve"> &gt; &gt; </w:t>
-      </w:r>
-      <w:r>
-        <w:rPr>
-          <w:rFonts w:hint="eastAsia"/>
-        </w:rPr>
-        <w:t xml:space="preserve">費用については事前に上司にご相談ください。月額15,000円は、従来のIT外注費（数十万〜数百万円）と比べれば圧倒的に安価です。また、1つのアカウントで複数のアプリを作れるため、病院全体で共有すればコスト効率はさらに良くなります。</w:t>
-      </w:r>
-      <w:r>
-        <w:t xml:space="preserve"> &gt; &gt; </w:t>
-      </w:r>
-      <w:r>
-        <w:rPr>
-          <w:rFonts w:hint="eastAsia"/>
-        </w:rPr>
-        <w:t xml:space="preserve">なお、IT部門のサポートがある場合は、Claude</w:t>
-      </w:r>
-      <w:r>
-        <w:t xml:space="preserve"> Code </w:t>
-      </w:r>
-      <w:r>
-        <w:rPr>
-          <w:rFonts w:hint="eastAsia"/>
-        </w:rPr>
-        <w:t xml:space="preserve">CLI（コマンドライン版）をProプラン（月額$20）で利用する方法もあります。この場合はターミナル操作が必要になるため、IT担当者にご相談ください。</w:t>
+        <w:t xml:space="preserve">「Pro」プラン（月額$20＝約3,000円）</w:t>
+      </w:r>
+      <w:r>
+        <w:t xml:space="preserve"> </w:t>
+      </w:r>
+      <w:r>
+        <w:rPr>
+          <w:rFonts w:hint="eastAsia"/>
+        </w:rPr>
+        <w:t xml:space="preserve">以上に加入します</w:t>
+      </w:r>
+    </w:p>
+    <w:p>
+      <w:pPr>
+        <w:pStyle w:val="BlockText"/>
+      </w:pPr>
+      <w:r>
+        <w:rPr>
+          <w:rFonts w:hint="eastAsia"/>
+          <w:b/>
+          <w:bCs/>
+        </w:rPr>
+        <w:t xml:space="preserve">費用について</w:t>
+      </w:r>
+      <w:r>
+        <w:rPr>
+          <w:b/>
+          <w:bCs/>
+        </w:rPr>
+        <w:t xml:space="preserve"> — ProプランでOKです</w:t>
+      </w:r>
+    </w:p>
+    <w:p>
+      <w:pPr>
+        <w:pStyle w:val="BlockText"/>
+      </w:pPr>
+      <w:r>
+        <w:t xml:space="preserve">Claude Codeデスクトップアプリは</w:t>
+      </w:r>
+      <w:r>
+        <w:t xml:space="preserve"> </w:t>
+      </w:r>
+      <w:r>
+        <w:rPr>
+          <w:rFonts w:hint="eastAsia"/>
+          <w:b/>
+          <w:bCs/>
+        </w:rPr>
+        <w:t xml:space="preserve">Proプラン（月額$20、約3,000円）から利用できます。</w:t>
+      </w:r>
+    </w:p>
+    <w:tbl>
+      <w:tblPr>
+        <w:tblStyle w:val="Table"/>
+        <w:tblW w:type="pct" w:w="5000"/>
+        <w:tblLayout w:type="fixed"/>
+        <w:tblLook w:firstRow="1" w:lastRow="0" w:firstColumn="0" w:lastColumn="0" w:noHBand="0" w:noVBand="0" w:val="0020"/>
+      </w:tblPr>
+      <w:tblGrid>
+        <w:gridCol w:w="1980"/>
+        <w:gridCol w:w="1980"/>
+        <w:gridCol w:w="1980"/>
+        <w:gridCol w:w="1980"/>
+      </w:tblGrid>
+      <w:tr>
+        <w:trPr>
+          <w:tblHeader w:val="on"/>
+        </w:trPr>
+        <w:tc>
+          <w:tcPr/>
+          <w:p>
+            <w:pPr>
+              <w:pStyle w:val="Compact"/>
+              <w:jc w:val="left"/>
+            </w:pPr>
+            <w:r>
+              <w:t xml:space="preserve">プラン</w:t>
+            </w:r>
+          </w:p>
+        </w:tc>
+        <w:tc>
+          <w:tcPr/>
+          <w:p>
+            <w:pPr>
+              <w:pStyle w:val="Compact"/>
+              <w:jc w:val="left"/>
+            </w:pPr>
+            <w:r>
+              <w:rPr>
+                <w:rFonts w:hint="eastAsia"/>
+              </w:rPr>
+              <w:t xml:space="preserve">月額</w:t>
+            </w:r>
+          </w:p>
+        </w:tc>
+        <w:tc>
+          <w:tcPr/>
+          <w:p>
+            <w:pPr>
+              <w:pStyle w:val="Compact"/>
+              <w:jc w:val="left"/>
+            </w:pPr>
+            <w:r>
+              <w:t xml:space="preserve">Claude Code</w:t>
+            </w:r>
+          </w:p>
+        </w:tc>
+        <w:tc>
+          <w:tcPr/>
+          <w:p>
+            <w:pPr>
+              <w:pStyle w:val="Compact"/>
+              <w:jc w:val="left"/>
+            </w:pPr>
+            <w:r>
+              <w:rPr>
+                <w:rFonts w:hint="eastAsia"/>
+              </w:rPr>
+              <w:t xml:space="preserve">特徴</w:t>
+            </w:r>
+          </w:p>
+        </w:tc>
+      </w:tr>
+      <w:tr>
+        <w:tc>
+          <w:tcPr/>
+          <w:p>
+            <w:pPr>
+              <w:pStyle w:val="Compact"/>
+              <w:jc w:val="left"/>
+            </w:pPr>
+            <w:r>
+              <w:rPr>
+                <w:b/>
+                <w:bCs/>
+              </w:rPr>
+              <w:t xml:space="preserve">Pro</w:t>
+            </w:r>
+          </w:p>
+        </w:tc>
+        <w:tc>
+          <w:tcPr/>
+          <w:p>
+            <w:pPr>
+              <w:pStyle w:val="Compact"/>
+              <w:jc w:val="left"/>
+            </w:pPr>
+            <w:r>
+              <w:rPr>
+                <w:rFonts w:hint="eastAsia"/>
+              </w:rPr>
+              <w:t xml:space="preserve">$20（約3,000円）</w:t>
+            </w:r>
+          </w:p>
+        </w:tc>
+        <w:tc>
+          <w:tcPr/>
+          <w:p>
+            <w:pPr>
+              <w:pStyle w:val="Compact"/>
+              <w:jc w:val="left"/>
+            </w:pPr>
+            <w:r>
+              <w:rPr>
+                <w:rFonts w:hint="eastAsia"/>
+                <w:b/>
+                <w:bCs/>
+              </w:rPr>
+              <w:t xml:space="preserve">利用可能</w:t>
+            </w:r>
+          </w:p>
+        </w:tc>
+        <w:tc>
+          <w:tcPr/>
+          <w:p>
+            <w:pPr>
+              <w:pStyle w:val="Compact"/>
+              <w:jc w:val="left"/>
+            </w:pPr>
+            <w:r>
+              <w:rPr>
+                <w:rFonts w:hint="eastAsia"/>
+              </w:rPr>
+              <w:t xml:space="preserve">Web/デスクトップ/Codeで使用量を共有。軽い開発作業には十分</w:t>
+            </w:r>
+          </w:p>
+        </w:tc>
+      </w:tr>
+      <w:tr>
+        <w:tc>
+          <w:tcPr/>
+          <w:p>
+            <w:pPr>
+              <w:pStyle w:val="Compact"/>
+              <w:jc w:val="left"/>
+            </w:pPr>
+            <w:r>
+              <w:rPr>
+                <w:b/>
+                <w:bCs/>
+              </w:rPr>
+              <w:t xml:space="preserve">Max</w:t>
+            </w:r>
+          </w:p>
+        </w:tc>
+        <w:tc>
+          <w:tcPr/>
+          <w:p>
+            <w:pPr>
+              <w:pStyle w:val="Compact"/>
+              <w:jc w:val="left"/>
+            </w:pPr>
+            <w:r>
+              <w:rPr>
+                <w:rFonts w:hint="eastAsia"/>
+              </w:rPr>
+              <w:t xml:space="preserve">$100（約15,000円）</w:t>
+            </w:r>
+          </w:p>
+        </w:tc>
+        <w:tc>
+          <w:tcPr/>
+          <w:p>
+            <w:pPr>
+              <w:pStyle w:val="Compact"/>
+              <w:jc w:val="left"/>
+            </w:pPr>
+            <w:r>
+              <w:rPr>
+                <w:rFonts w:hint="eastAsia"/>
+                <w:b/>
+                <w:bCs/>
+              </w:rPr>
+              <w:t xml:space="preserve">利用可能（大容量）</w:t>
+            </w:r>
+          </w:p>
+        </w:tc>
+        <w:tc>
+          <w:tcPr/>
+          <w:p>
+            <w:pPr>
+              <w:pStyle w:val="Compact"/>
+              <w:jc w:val="left"/>
+            </w:pPr>
+            <w:r>
+              <w:rPr>
+                <w:rFonts w:hint="eastAsia"/>
+              </w:rPr>
+              <w:t xml:space="preserve">使用量の上限が大幅に増える。大規模開発や頻繁な利用向け</w:t>
+            </w:r>
+          </w:p>
+        </w:tc>
+      </w:tr>
+    </w:tbl>
+    <w:p>
+      <w:pPr>
+        <w:pStyle w:val="BlockText"/>
+      </w:pPr>
+      <w:r>
+        <w:rPr>
+          <w:rFonts w:hint="eastAsia"/>
+          <w:b/>
+          <w:bCs/>
+        </w:rPr>
+        <w:t xml:space="preserve">まずはProプランで始めましょう。</w:t>
+      </w:r>
+      <w:r>
+        <w:t xml:space="preserve"> </w:t>
+      </w:r>
+      <w:r>
+        <w:rPr>
+          <w:rFonts w:hint="eastAsia"/>
+        </w:rPr>
+        <w:t xml:space="preserve">軽いスクリプト生成、Streamlitアプリの修正、プロンプト設計、GitHub操作などの日常的な開発作業にはProプランで十分です。使用量が足りないと感じたらMaxプランへのアップグレードを検討してください。</w:t>
+      </w:r>
+    </w:p>
+    <w:p>
+      <w:pPr>
+        <w:pStyle w:val="BlockText"/>
+      </w:pPr>
+      <w:r>
+        <w:rPr>
+          <w:rFonts w:hint="eastAsia"/>
+        </w:rPr>
+        <w:t xml:space="preserve">費用については事前に上司にご相談ください。月額3,000円は、従来のIT外注費（数十万〜数百万円）と比べれば圧倒的に安価です。また、1つのアカウントで複数のアプリを作れるため、コスト効率は非常に良好です。</w:t>
       </w:r>
     </w:p>
     <w:bookmarkEnd w:id="39"/>
@@ -27734,13 +27922,13 @@
         <w:t xml:space="preserve">制作・維持コスト0円（既存PCと無料ツールのみ使用）。Claude</w:t>
       </w:r>
       <w:r>
-        <w:t xml:space="preserve"> </w:t>
-      </w:r>
-      <w:r>
-        <w:rPr>
-          <w:rFonts w:hint="eastAsia"/>
-        </w:rPr>
-        <w:t xml:space="preserve">Code月額約15,000円のみ。</w:t>
+        <w:t xml:space="preserve"> Code </w:t>
+      </w:r>
+      <w:r>
+        <w:rPr>
+          <w:rFonts w:hint="eastAsia"/>
+        </w:rPr>
+        <w:t xml:space="preserve">Proプラン月額約3,000円のみ。</w:t>
       </w:r>
       <w:r>
         <w:t xml:space="preserve"> &gt; &gt;</w:t>
@@ -28392,7 +28580,7 @@
               <w:rPr>
                 <w:rFonts w:hint="eastAsia"/>
               </w:rPr>
-              <w:t xml:space="preserve">Codeの月額約15,000円のみです</w:t>
+              <w:t xml:space="preserve">CodeのProプラン月額約3,000円のみです</w:t>
             </w:r>
           </w:p>
         </w:tc>
@@ -33243,7 +33431,7 @@
           <w:b/>
           <w:bCs/>
         </w:rPr>
-        <w:t xml:space="preserve">Maxプラン（月額$100、約15,000円）:</w:t>
+        <w:t xml:space="preserve">Proプラン（月額$20、約3,000円）:</w:t>
       </w:r>
       <w:r>
         <w:t xml:space="preserve"> </w:t>
@@ -33255,15 +33443,15 @@
         <w:rPr>
           <w:rFonts w:hint="eastAsia"/>
         </w:rPr>
-        <w:t xml:space="preserve">Codeデスクトップアプリが使えるプランです。ターミナル操作は不要で、チャット画面だけでアプリが作れます。</w:t>
-      </w:r>
-      <w:r>
-        <w:rPr>
-          <w:rFonts w:hint="eastAsia"/>
-          <w:b/>
-          <w:bCs/>
-        </w:rPr>
-        <w:t xml:space="preserve">このマニュアルで推奨するプランです。</w:t>
+        <w:t xml:space="preserve">Codeデスクトップアプリが使えます。Web版・デスクトップ版・Codeで使用量を共有するため、軽い開発作業向けです。</w:t>
+      </w:r>
+      <w:r>
+        <w:rPr>
+          <w:rFonts w:hint="eastAsia"/>
+          <w:b/>
+          <w:bCs/>
+        </w:rPr>
+        <w:t xml:space="preserve">まずはこのプランで始めましょう。</w:t>
       </w:r>
     </w:p>
     <w:p>
@@ -33279,23 +33467,25 @@
           <w:b/>
           <w:bCs/>
         </w:rPr>
-        <w:t xml:space="preserve">Proプラン（月額$20、約3,000円）+</w:t>
-      </w:r>
-      <w:r>
-        <w:rPr>
-          <w:b/>
-          <w:bCs/>
-        </w:rPr>
-        <w:t xml:space="preserve"> Claude Code CLI:</w:t>
-      </w:r>
-      <w:r>
-        <w:t xml:space="preserve"> </w:t>
-      </w:r>
-      <w:r>
-        <w:rPr>
-          <w:rFonts w:hint="eastAsia"/>
-        </w:rPr>
-        <w:t xml:space="preserve">費用を抑えたい場合の選択肢です。ただし、ターミナル操作が必要になるため、IT部門のサポートが必要です。</w:t>
+        <w:t xml:space="preserve">Maxプラン（月額$100、約15,000円）:</w:t>
+      </w:r>
+      <w:r>
+        <w:t xml:space="preserve"> </w:t>
+      </w:r>
+      <w:r>
+        <w:rPr>
+          <w:rFonts w:hint="eastAsia"/>
+        </w:rPr>
+        <w:t xml:space="preserve">使用量の上限が大幅に増えます。大規模なアプリ開発や頻繁にClaude</w:t>
+      </w:r>
+      <w:r>
+        <w:t xml:space="preserve"> </w:t>
+      </w:r>
+      <w:r>
+        <w:rPr>
+          <w:rFonts w:hint="eastAsia"/>
+        </w:rPr>
+        <w:t xml:space="preserve">Codeを使う場合に検討してください。</w:t>
       </w:r>
     </w:p>
     <w:p>
@@ -33348,7 +33538,7 @@
         <w:rPr>
           <w:rFonts w:hint="eastAsia"/>
         </w:rPr>
-        <w:t xml:space="preserve">費用については事前に上司に相談し、病院として経費処理できるか確認しましょう。月額15,000円は、IT外注費（数十万〜数百万円）と比べれば大幅に安価です。</w:t>
+        <w:t xml:space="preserve">費用については事前に上司に相談し、病院として経費処理できるか確認しましょう。月額3,000円（Proプラン）は、IT外注費（数十万〜数百万円）と比べれば圧倒的に安価です。</w:t>
       </w:r>
     </w:p>
     <w:p>
@@ -37185,7 +37375,7 @@
               <w:rPr>
                 <w:rFonts w:hint="eastAsia"/>
               </w:rPr>
-              <w:t xml:space="preserve">月額$100（Maxプラン）</w:t>
+              <w:t xml:space="preserve">月額$20〜（Proプラン以上）</w:t>
             </w:r>
           </w:p>
         </w:tc>
